--- a/por/docx/56.content.docx
+++ b/por/docx/56.content.docx
@@ -136,13 +136,6 @@
         <w:rPr>
           <w:lang w:val="pt_PT" w:bidi="pt_PT"/>
         </w:rPr>
-      </w:r>
-      <w:r>
-        <w:rPr>
-          <w:i/>
-          <w:lang w:val="pt_PT" w:bidi="pt_PT"/>
-        </w:rPr>
-        <w:t>Tito 1.1, Tito 1.2, Tito 1.2 (#2), Tito 1.3, Tito 1.4, Tito 1.6, Tito 1.7, Tito 1.7 (#2), Tito 1.8, Tito 1.9, Tito 1.11, Tito 1.11 (#2), Tito 1.13, Tito 1.14, Tito 1.15, Tito 1.16, Tito 2.2, Tito 2.3, Tito 2.4, Tito 2.7, Tito 2.8, Tito 2.9, Tito 2.10, Tito 2.11, Tito 2.12, Tito 2.13, Tito 2.14, Tito 3.1, Tito 3.3, Tito 3.5, Tito 3.5 (#2), Tito 3.7, Tito 3.8, Tito 3.9, Tito 3.10, Tito 3.14</w:t>
       </w:r>
       <w:r>
         <w:rPr>

--- a/por/docx/56.content.docx
+++ b/por/docx/56.content.docx
@@ -123,19 +123,6 @@
           <w:lang w:val="pt_PT" w:bidi="pt_PT"/>
         </w:rPr>
         <w:t>TIT</w:t>
-      </w:r>
-      <w:r>
-        <w:rPr>
-          <w:lang w:val="pt_PT" w:bidi="pt_PT"/>
-        </w:rPr>
-      </w:r>
-    </w:p>
-    <w:p>
-      <w:pPr/>
-      <w:r>
-        <w:rPr>
-          <w:lang w:val="pt_PT" w:bidi="pt_PT"/>
-        </w:rPr>
       </w:r>
       <w:r>
         <w:rPr>

--- a/por/docx/56.content.docx
+++ b/por/docx/56.content.docx
@@ -19,7 +19,7 @@
         <w:rPr>
           <w:lang w:val="pt_PT" w:bidi="pt_PT"/>
         </w:rPr>
-        <w:t>Resource: Perguntas de Tradução (unfoldingWord)</w:t>
+        <w:t>Resource: unfoldingWord® Translation Questions</w:t>
       </w:r>
       <w:r>
         <w:rPr>
@@ -85,7 +85,7 @@
         <w:rPr>
           <w:lang w:val="pt_PT" w:bidi="pt_PT"/>
         </w:rPr>
-        <w:t>Perguntas de Tradução (unfoldingWord)</w:t>
+        <w:t>unfoldingWord® Translation Questions</w:t>
       </w:r>
     </w:p>
     <w:p>
